--- a/public/templates/04-company-rectification-report-template.docx
+++ b/public/templates/04-company-rectification-report-template.docx
@@ -2,346 +2,6 @@
 <file path=word/document.xml><?xml version="1.0" encoding="utf-8"?>
 <w:document xmlns:wpc="http://schemas.microsoft.com/office/word/2010/wordprocessingCanvas" xmlns:mc="http://schemas.openxmlformats.org/markup-compatibility/2006" xmlns:o="urn:schemas-microsoft-com:office:office" xmlns:r="http://schemas.openxmlformats.org/officeDocument/2006/relationships" xmlns:m="http://schemas.openxmlformats.org/officeDocument/2006/math" xmlns:v="urn:schemas-microsoft-com:vml" xmlns:wp14="http://schemas.microsoft.com/office/word/2010/wordprocessingDrawing" xmlns:wp="http://schemas.openxmlformats.org/drawingml/2006/wordprocessingDrawing" xmlns:w="http://schemas.openxmlformats.org/wordprocessingml/2006/main" xmlns:w14="http://schemas.microsoft.com/office/word/2010/wordml" xmlns:w10="urn:schemas-microsoft-com:office:word" xmlns:w15="http://schemas.microsoft.com/office/word/2012/wordml" xmlns:wpg="http://schemas.microsoft.com/office/word/2010/wordprocessingGroup" xmlns:wpi="http://schemas.microsoft.com/office/word/2010/wordprocessingInk" xmlns:wne="http://schemas.microsoft.com/office/word/2006/wordml" xmlns:wps="http://schemas.microsoft.com/office/word/2010/wordprocessingShape" xmlns:wpsCustomData="http://www.wps.cn/officeDocument/2013/wpsCustomData" mc:Ignorable="w14 w15 wp14">
   <w:body>
-    <w:p>
-      <w:pPr>
-        <w:pStyle w:val="15"/>
-        <w:bidi w:val="0"/>
-        <w:rPr>
-          <w:rFonts w:hint="eastAsia"/>
-        </w:rPr>
-      </w:pPr>
-      <w:r>
-        <w:rPr>
-          <w:rFonts w:hint="eastAsia"/>
-          <w:lang w:val="en-US" w:eastAsia="zh-CN"/>
-        </w:rPr>
-        <w:fldChar w:fldCharType="begin"/>
-      </w:r>
-      <w:r>
-        <w:rPr>
-          <w:rFonts w:hint="eastAsia"/>
-          <w:lang w:val="en-US" w:eastAsia="zh-CN"/>
-        </w:rPr>
-        <w:instrText xml:space="preserve"> MERGEFIELD "隐患名称" </w:instrText>
-      </w:r>
-      <w:r>
-        <w:rPr>
-          <w:rFonts w:hint="eastAsia"/>
-          <w:lang w:val="en-US" w:eastAsia="zh-CN"/>
-        </w:rPr>
-        <w:fldChar w:fldCharType="separate"/>
-      </w:r>
-      <w:r>
-        <w:rPr>
-          <w:rFonts w:hint="eastAsia"/>
-          <w:lang w:val="en-US" w:eastAsia="zh-CN"/>
-        </w:rPr>
-        <w:t>«隐患名称»</w:t>
-      </w:r>
-      <w:r>
-        <w:rPr>
-          <w:rFonts w:hint="eastAsia"/>
-          <w:lang w:val="en-US" w:eastAsia="zh-CN"/>
-        </w:rPr>
-        <w:fldChar w:fldCharType="end"/>
-      </w:r>
-      <w:r>
-        <w:rPr>
-          <w:rFonts w:hint="eastAsia"/>
-          <w:lang w:val="en-US" w:eastAsia="zh-CN"/>
-        </w:rPr>
-        <w:t>。</w:t>
-      </w:r>
-    </w:p>
-    <w:p>
-      <w:pPr>
-        <w:pStyle w:val="11"/>
-        <w:bidi w:val="0"/>
-        <w:rPr>
-          <w:rFonts w:hint="eastAsia" w:eastAsia="仿宋"/>
-          <w:lang w:eastAsia="zh-CN"/>
-        </w:rPr>
-      </w:pPr>
-      <w:r>
-        <w:rPr>
-          <w:rFonts w:hint="eastAsia"/>
-          <w:b/>
-          <w:bCs w:val="0"/>
-        </w:rPr>
-        <w:t>整改措施：</w:t>
-      </w:r>
-      <w:r>
-        <w:rPr>
-          <w:rFonts w:hint="eastAsia"/>
-        </w:rPr>
-        <w:fldChar w:fldCharType="begin"/>
-      </w:r>
-      <w:r>
-        <w:rPr>
-          <w:rFonts w:hint="eastAsia"/>
-        </w:rPr>
-        <w:instrText xml:space="preserve"> MERGEFIELD "拟采取的治理措施" </w:instrText>
-      </w:r>
-      <w:r>
-        <w:rPr>
-          <w:rFonts w:hint="eastAsia"/>
-        </w:rPr>
-        <w:fldChar w:fldCharType="separate"/>
-      </w:r>
-      <w:r>
-        <w:rPr>
-          <w:rFonts w:hint="eastAsia"/>
-        </w:rPr>
-        <w:t>«拟采取的治理措施»</w:t>
-      </w:r>
-      <w:r>
-        <w:rPr>
-          <w:rFonts w:hint="eastAsia"/>
-        </w:rPr>
-        <w:fldChar w:fldCharType="end"/>
-      </w:r>
-      <w:r>
-        <w:rPr>
-          <w:rFonts w:hint="eastAsia"/>
-          <w:lang w:eastAsia="zh-CN"/>
-        </w:rPr>
-        <w:t>。</w:t>
-      </w:r>
-      <w:bookmarkStart w:id="0" w:name="_GoBack"/>
-      <w:bookmarkEnd w:id="0"/>
-    </w:p>
-    <w:p>
-      <w:pPr>
-        <w:pStyle w:val="11"/>
-        <w:bidi w:val="0"/>
-        <w:rPr>
-          <w:rFonts w:hint="eastAsia"/>
-          <w:lang w:val="en-US" w:eastAsia="zh-CN"/>
-        </w:rPr>
-      </w:pPr>
-      <w:r>
-        <w:rPr>
-          <w:rFonts w:hint="eastAsia"/>
-          <w:b/>
-          <w:bCs w:val="0"/>
-        </w:rPr>
-        <w:t>完成情况：</w:t>
-      </w:r>
-      <w:r>
-        <w:rPr>
-          <w:rFonts w:hint="eastAsia"/>
-        </w:rPr>
-        <w:t>已完成整改，</w:t>
-      </w:r>
-      <w:r>
-        <w:rPr>
-          <w:rFonts w:hint="eastAsia"/>
-          <w:lang w:eastAsia="zh-CN"/>
-        </w:rPr>
-        <w:t>已</w:t>
-      </w:r>
-      <w:r>
-        <w:rPr>
-          <w:rFonts w:hint="eastAsia"/>
-          <w:lang w:val="en-US" w:eastAsia="zh-CN"/>
-        </w:rPr>
-        <w:t>...</w:t>
-      </w:r>
-    </w:p>
-    <w:tbl>
-      <w:tblPr>
-        <w:tblStyle w:val="8"/>
-        <w:tblW w:w="8364" w:type="dxa"/>
-        <w:jc w:val="center"/>
-        <w:tblBorders>
-          <w:top w:val="single" w:color="auto" w:sz="4" w:space="0"/>
-          <w:left w:val="single" w:color="auto" w:sz="4" w:space="0"/>
-          <w:bottom w:val="single" w:color="auto" w:sz="4" w:space="0"/>
-          <w:right w:val="single" w:color="auto" w:sz="4" w:space="0"/>
-          <w:insideH w:val="single" w:color="auto" w:sz="4" w:space="0"/>
-          <w:insideV w:val="single" w:color="auto" w:sz="4" w:space="0"/>
-        </w:tblBorders>
-        <w:tblLayout w:type="fixed"/>
-        <w:tblCellMar>
-          <w:top w:w="0" w:type="dxa"/>
-          <w:left w:w="108" w:type="dxa"/>
-          <w:bottom w:w="0" w:type="dxa"/>
-          <w:right w:w="108" w:type="dxa"/>
-        </w:tblCellMar>
-      </w:tblPr>
-      <w:tblGrid>
-        <w:gridCol w:w="4027"/>
-        <w:gridCol w:w="4337"/>
-      </w:tblGrid>
-      <w:tr>
-        <w:tblPrEx>
-          <w:tblBorders>
-            <w:top w:val="single" w:color="auto" w:sz="4" w:space="0"/>
-            <w:left w:val="single" w:color="auto" w:sz="4" w:space="0"/>
-            <w:bottom w:val="single" w:color="auto" w:sz="4" w:space="0"/>
-            <w:right w:val="single" w:color="auto" w:sz="4" w:space="0"/>
-            <w:insideH w:val="single" w:color="auto" w:sz="4" w:space="0"/>
-            <w:insideV w:val="single" w:color="auto" w:sz="4" w:space="0"/>
-          </w:tblBorders>
-          <w:tblCellMar>
-            <w:top w:w="0" w:type="dxa"/>
-            <w:left w:w="108" w:type="dxa"/>
-            <w:bottom w:w="0" w:type="dxa"/>
-            <w:right w:w="108" w:type="dxa"/>
-          </w:tblCellMar>
-        </w:tblPrEx>
-        <w:trPr>
-          <w:trHeight w:val="2635" w:hRule="atLeast"/>
-          <w:jc w:val="center"/>
-        </w:trPr>
-        <w:tc>
-          <w:tcPr>
-            <w:tcW w:w="4027" w:type="dxa"/>
-            <w:noWrap w:val="0"/>
-            <w:vAlign w:val="center"/>
-          </w:tcPr>
-          <w:p>
-            <w:pPr>
-              <w:pStyle w:val="4"/>
-              <w:keepNext w:val="0"/>
-              <w:keepLines w:val="0"/>
-              <w:pageBreakBefore w:val="0"/>
-              <w:widowControl w:val="0"/>
-              <w:kinsoku/>
-              <w:wordWrap/>
-              <w:overflowPunct w:val="0"/>
-              <w:topLinePunct w:val="0"/>
-              <w:autoSpaceDE w:val="0"/>
-              <w:autoSpaceDN w:val="0"/>
-              <w:bidi w:val="0"/>
-              <w:adjustRightInd w:val="0"/>
-              <w:snapToGrid w:val="0"/>
-              <w:ind w:left="0" w:leftChars="0" w:firstLine="0" w:firstLineChars="0"/>
-              <w:jc w:val="center"/>
-              <w:textAlignment w:val="baseline"/>
-              <w:rPr>
-                <w:rFonts w:hint="eastAsia" w:ascii="仿宋" w:hAnsi="仿宋" w:eastAsia="仿宋" w:cs="仿宋"/>
-                <w:spacing w:val="9"/>
-                <w:sz w:val="32"/>
-                <w:szCs w:val="32"/>
-                <w:lang w:eastAsia="zh-CN"/>
-              </w:rPr>
-            </w:pPr>
-          </w:p>
-        </w:tc>
-        <w:tc>
-          <w:tcPr>
-            <w:tcW w:w="4337" w:type="dxa"/>
-            <w:noWrap w:val="0"/>
-            <w:vAlign w:val="center"/>
-          </w:tcPr>
-          <w:p>
-            <w:pPr>
-              <w:pStyle w:val="4"/>
-              <w:widowControl w:val="0"/>
-              <w:kinsoku/>
-              <w:overflowPunct w:val="0"/>
-              <w:ind w:left="3" w:leftChars="-40" w:hanging="87" w:hangingChars="26"/>
-              <w:jc w:val="center"/>
-              <w:rPr>
-                <w:rFonts w:hint="eastAsia" w:ascii="仿宋" w:hAnsi="仿宋" w:eastAsia="仿宋" w:cs="仿宋"/>
-                <w:spacing w:val="9"/>
-                <w:sz w:val="32"/>
-                <w:szCs w:val="32"/>
-                <w:lang w:eastAsia="zh-CN"/>
-              </w:rPr>
-            </w:pPr>
-          </w:p>
-        </w:tc>
-      </w:tr>
-      <w:tr>
-        <w:tblPrEx>
-          <w:tblBorders>
-            <w:top w:val="single" w:color="auto" w:sz="4" w:space="0"/>
-            <w:left w:val="single" w:color="auto" w:sz="4" w:space="0"/>
-            <w:bottom w:val="single" w:color="auto" w:sz="4" w:space="0"/>
-            <w:right w:val="single" w:color="auto" w:sz="4" w:space="0"/>
-            <w:insideH w:val="single" w:color="auto" w:sz="4" w:space="0"/>
-            <w:insideV w:val="single" w:color="auto" w:sz="4" w:space="0"/>
-          </w:tblBorders>
-          <w:tblCellMar>
-            <w:top w:w="0" w:type="dxa"/>
-            <w:left w:w="108" w:type="dxa"/>
-            <w:bottom w:w="0" w:type="dxa"/>
-            <w:right w:w="108" w:type="dxa"/>
-          </w:tblCellMar>
-        </w:tblPrEx>
-        <w:trPr>
-          <w:trHeight w:val="482" w:hRule="atLeast"/>
-          <w:jc w:val="center"/>
-        </w:trPr>
-        <w:tc>
-          <w:tcPr>
-            <w:tcW w:w="4027" w:type="dxa"/>
-            <w:noWrap w:val="0"/>
-            <w:vAlign w:val="top"/>
-          </w:tcPr>
-          <w:p>
-            <w:pPr>
-              <w:pStyle w:val="4"/>
-              <w:widowControl w:val="0"/>
-              <w:kinsoku/>
-              <w:overflowPunct w:val="0"/>
-              <w:ind w:left="3" w:leftChars="-40" w:hanging="87" w:hangingChars="26"/>
-              <w:jc w:val="center"/>
-              <w:rPr>
-                <w:rFonts w:hint="eastAsia" w:ascii="仿宋" w:hAnsi="仿宋" w:eastAsia="仿宋" w:cs="仿宋"/>
-                <w:spacing w:val="9"/>
-                <w:sz w:val="32"/>
-                <w:szCs w:val="32"/>
-                <w:lang w:eastAsia="zh-CN"/>
-              </w:rPr>
-            </w:pPr>
-            <w:r>
-              <w:rPr>
-                <w:rFonts w:hint="eastAsia" w:ascii="仿宋" w:hAnsi="仿宋" w:eastAsia="仿宋" w:cs="仿宋"/>
-                <w:spacing w:val="9"/>
-                <w:sz w:val="32"/>
-                <w:szCs w:val="32"/>
-              </w:rPr>
-              <w:t>整改前</w:t>
-            </w:r>
-          </w:p>
-        </w:tc>
-        <w:tc>
-          <w:tcPr>
-            <w:tcW w:w="4337" w:type="dxa"/>
-            <w:noWrap w:val="0"/>
-            <w:vAlign w:val="top"/>
-          </w:tcPr>
-          <w:p>
-            <w:pPr>
-              <w:pStyle w:val="4"/>
-              <w:widowControl w:val="0"/>
-              <w:kinsoku/>
-              <w:overflowPunct w:val="0"/>
-              <w:ind w:left="3" w:leftChars="-40" w:hanging="87" w:hangingChars="26"/>
-              <w:jc w:val="center"/>
-              <w:rPr>
-                <w:rFonts w:ascii="仿宋" w:hAnsi="仿宋" w:eastAsia="仿宋" w:cs="仿宋"/>
-                <w:spacing w:val="9"/>
-                <w:sz w:val="32"/>
-                <w:szCs w:val="32"/>
-              </w:rPr>
-            </w:pPr>
-            <w:r>
-              <w:rPr>
-                <w:rFonts w:hint="eastAsia" w:ascii="仿宋" w:hAnsi="仿宋" w:eastAsia="仿宋" w:cs="仿宋"/>
-                <w:spacing w:val="9"/>
-                <w:sz w:val="32"/>
-                <w:szCs w:val="32"/>
-              </w:rPr>
-              <w:t>整改后</w:t>
-            </w:r>
-          </w:p>
-        </w:tc>
-      </w:tr>
-    </w:tbl>
     <w:p>
       <w:pPr>
         <w:pStyle w:val="4"/>
@@ -358,6 +18,8 @@
           <w:lang w:val="en-US" w:eastAsia="zh-CN"/>
         </w:rPr>
       </w:pPr>
+      <w:bookmarkStart w:id="0" w:name="_GoBack"/>
+      <w:bookmarkEnd w:id="0"/>
     </w:p>
     <w:sectPr>
       <w:headerReference r:id="rId3" w:type="first"/>
@@ -1516,40 +1178,8 @@
     </w:tblPr>
   </w:style>
   <w:style w:type="paragraph" w:customStyle="1" w:styleId="11">
-    <w:name w:val="A公文正文"/>
-    <w:link w:val="18"/>
-    <w:qFormat/>
-    <w:uiPriority w:val="0"/>
-    <w:pPr>
-      <w:spacing w:line="560" w:lineRule="exact"/>
-      <w:ind w:firstLine="883" w:firstLineChars="200"/>
-      <w:jc w:val="both"/>
-    </w:pPr>
-    <w:rPr>
-      <w:rFonts w:hint="eastAsia" w:ascii="仿宋" w:hAnsi="仿宋" w:eastAsia="仿宋" w:cs="宋体"/>
-      <w:bCs/>
-      <w:sz w:val="32"/>
-      <w:szCs w:val="44"/>
-    </w:rPr>
-  </w:style>
-  <w:style w:type="paragraph" w:customStyle="1" w:styleId="12">
-    <w:name w:val="A公文标题"/>
-    <w:next w:val="11"/>
-    <w:qFormat/>
-    <w:uiPriority w:val="0"/>
-    <w:pPr>
-      <w:spacing w:line="560" w:lineRule="exact"/>
-      <w:jc w:val="center"/>
-    </w:pPr>
-    <w:rPr>
-      <w:rFonts w:ascii="方正小标宋简体" w:hAnsi="方正小标宋简体" w:eastAsia="方正小标宋简体" w:cs="方正小标宋简体"/>
-      <w:sz w:val="44"/>
-      <w:szCs w:val="44"/>
-    </w:rPr>
-  </w:style>
-  <w:style w:type="paragraph" w:customStyle="1" w:styleId="13">
     <w:name w:val="A一级标题"/>
-    <w:next w:val="11"/>
+    <w:next w:val="12"/>
     <w:qFormat/>
     <w:uiPriority w:val="0"/>
     <w:pPr>
@@ -1565,9 +1195,41 @@
       <w:szCs w:val="32"/>
     </w:rPr>
   </w:style>
+  <w:style w:type="paragraph" w:customStyle="1" w:styleId="12">
+    <w:name w:val="A公文正文"/>
+    <w:link w:val="18"/>
+    <w:qFormat/>
+    <w:uiPriority w:val="0"/>
+    <w:pPr>
+      <w:spacing w:line="560" w:lineRule="exact"/>
+      <w:ind w:firstLine="883" w:firstLineChars="200"/>
+      <w:jc w:val="both"/>
+    </w:pPr>
+    <w:rPr>
+      <w:rFonts w:hint="eastAsia" w:ascii="仿宋" w:hAnsi="仿宋" w:eastAsia="仿宋" w:cs="宋体"/>
+      <w:bCs/>
+      <w:sz w:val="32"/>
+      <w:szCs w:val="44"/>
+    </w:rPr>
+  </w:style>
+  <w:style w:type="paragraph" w:customStyle="1" w:styleId="13">
+    <w:name w:val="A公文标题"/>
+    <w:next w:val="12"/>
+    <w:qFormat/>
+    <w:uiPriority w:val="0"/>
+    <w:pPr>
+      <w:spacing w:line="560" w:lineRule="exact"/>
+      <w:jc w:val="center"/>
+    </w:pPr>
+    <w:rPr>
+      <w:rFonts w:ascii="方正小标宋简体" w:hAnsi="方正小标宋简体" w:eastAsia="方正小标宋简体" w:cs="方正小标宋简体"/>
+      <w:sz w:val="44"/>
+      <w:szCs w:val="44"/>
+    </w:rPr>
+  </w:style>
   <w:style w:type="paragraph" w:customStyle="1" w:styleId="14">
     <w:name w:val="A二级标题"/>
-    <w:next w:val="11"/>
+    <w:next w:val="12"/>
     <w:qFormat/>
     <w:uiPriority w:val="0"/>
     <w:pPr>
@@ -1586,7 +1248,7 @@
   </w:style>
   <w:style w:type="paragraph" w:customStyle="1" w:styleId="15">
     <w:name w:val="A整改小标题"/>
-    <w:next w:val="11"/>
+    <w:next w:val="12"/>
     <w:qFormat/>
     <w:uiPriority w:val="0"/>
     <w:pPr>
@@ -1637,7 +1299,7 @@
   </w:style>
   <w:style w:type="character" w:customStyle="1" w:styleId="18">
     <w:name w:val="A公文正文 Char1"/>
-    <w:link w:val="11"/>
+    <w:link w:val="12"/>
     <w:qFormat/>
     <w:uiPriority w:val="0"/>
     <w:rPr>
